--- a/src/GUI/Documentation/User Guide_v0.2.docx
+++ b/src/GUI/Documentation/User Guide_v0.2.docx
@@ -8,6 +8,30 @@
       </w:pPr>
       <w:r>
         <w:t>POD|LCA Materials Tool</w:t>
+      </w:r>
+      <w:r>
+        <w:t xml:space="preserve"> </w:t>
+      </w:r>
+      <w:r>
+        <w:rPr>
+          <w:sz w:val="24"/>
+          <w:szCs w:val="24"/>
+        </w:rPr>
+        <w:t>(v</w:t>
+      </w:r>
+      <w:r>
+        <w:rPr>
+          <w:sz w:val="24"/>
+          <w:szCs w:val="24"/>
+        </w:rPr>
+        <w:t>_</w:t>
+      </w:r>
+      <w:r>
+        <w:rPr>
+          <w:sz w:val="24"/>
+          <w:szCs w:val="24"/>
+        </w:rPr>
+        <w:t>0.2.0)</w:t>
       </w:r>
     </w:p>
     <w:p>
@@ -207,15 +231,6 @@
       <w:r>
         <w:t>3.9.2</w:t>
       </w:r>
-    </w:p>
-    <w:p>
-      <w:pPr>
-        <w:pStyle w:val="ListParagraph"/>
-        <w:numPr>
-          <w:ilvl w:val="0"/>
-          <w:numId w:val="6"/>
-        </w:numPr>
-      </w:pPr>
       <w:r>
         <w:rPr>
           <w:noProof/>
@@ -316,14 +331,6 @@
           </mc:Fallback>
         </mc:AlternateContent>
       </w:r>
-      <w:proofErr w:type="spellStart"/>
-      <w:r>
-        <w:t>mplcursors</w:t>
-      </w:r>
-      <w:proofErr w:type="spellEnd"/>
-      <w:r>
-        <w:t>==0.5.3</w:t>
-      </w:r>
     </w:p>
     <w:p>
       <w:pPr>
@@ -378,7 +385,7 @@
         <w:rPr>
           <w:rFonts w:ascii="Courier New" w:hAnsi="Courier New" w:cs="Courier New"/>
         </w:rPr>
-        <w:t>pod_lca</w:t>
+        <w:t>src</w:t>
       </w:r>
       <w:proofErr w:type="spellEnd"/>
       <w:r>
@@ -460,16 +467,16 @@
         <mc:AlternateContent>
           <mc:Choice Requires="wpg">
             <w:drawing>
-              <wp:anchor distT="0" distB="0" distL="114300" distR="114300" simplePos="0" relativeHeight="251682816" behindDoc="0" locked="1" layoutInCell="1" allowOverlap="1" wp14:anchorId="0D34DBB7" wp14:editId="26FDA45A">
+              <wp:anchor distT="0" distB="0" distL="114300" distR="114300" simplePos="0" relativeHeight="251682816" behindDoc="0" locked="1" layoutInCell="1" allowOverlap="1" wp14:anchorId="0D34DBB7" wp14:editId="1102D6A1">
                 <wp:simplePos x="0" y="0"/>
                 <wp:positionH relativeFrom="margin">
                   <wp:posOffset>-266700</wp:posOffset>
                 </wp:positionH>
                 <wp:positionV relativeFrom="paragraph">
-                  <wp:posOffset>-61595</wp:posOffset>
+                  <wp:posOffset>-71755</wp:posOffset>
                 </wp:positionV>
-                <wp:extent cx="6396990" cy="2587625"/>
-                <wp:effectExtent l="0" t="0" r="3810" b="3175"/>
+                <wp:extent cx="6200140" cy="2807335"/>
+                <wp:effectExtent l="0" t="0" r="0" b="0"/>
                 <wp:wrapTopAndBottom/>
                 <wp:docPr id="21" name="Group 21"/>
                 <wp:cNvGraphicFramePr/>
@@ -480,9 +487,9 @@
                       <wpg:grpSpPr>
                         <a:xfrm>
                           <a:off x="0" y="0"/>
-                          <a:ext cx="6396990" cy="2587625"/>
-                          <a:chOff x="-187486" y="0"/>
-                          <a:chExt cx="5416144" cy="2590165"/>
+                          <a:ext cx="6200140" cy="2807335"/>
+                          <a:chOff x="-187486" y="-10805"/>
+                          <a:chExt cx="5250258" cy="2810092"/>
                         </a:xfrm>
                       </wpg:grpSpPr>
                       <wpg:grpSp>
@@ -490,10 +497,10 @@
                         <wpg:cNvGrpSpPr/>
                         <wpg:grpSpPr>
                           <a:xfrm>
-                            <a:off x="714305" y="0"/>
-                            <a:ext cx="4514353" cy="2590165"/>
-                            <a:chOff x="714382" y="2267712"/>
-                            <a:chExt cx="4514835" cy="2590800"/>
+                            <a:off x="896294" y="-10805"/>
+                            <a:ext cx="4166478" cy="2810092"/>
+                            <a:chOff x="896390" y="2256904"/>
+                            <a:chExt cx="4166923" cy="2810781"/>
                           </a:xfrm>
                         </wpg:grpSpPr>
                         <pic:pic xmlns:pic="http://schemas.openxmlformats.org/drawingml/2006/picture">
@@ -516,8 +523,8 @@
                           </pic:blipFill>
                           <pic:spPr>
                             <a:xfrm>
-                              <a:off x="714382" y="2267712"/>
-                              <a:ext cx="4514835" cy="2590800"/>
+                              <a:off x="896390" y="2256904"/>
+                              <a:ext cx="4166923" cy="2810781"/>
                             </a:xfrm>
                             <a:prstGeom prst="rect">
                               <a:avLst/>
@@ -531,7 +538,7 @@
                           </wps:cNvSpPr>
                           <wps:spPr bwMode="auto">
                             <a:xfrm>
-                              <a:off x="2725442" y="2508677"/>
+                              <a:off x="2796428" y="2569712"/>
                               <a:ext cx="650507" cy="278043"/>
                             </a:xfrm>
                             <a:prstGeom prst="rect">
@@ -659,7 +666,7 @@
                         </wps:cNvSpPr>
                         <wps:spPr bwMode="auto">
                           <a:xfrm>
-                            <a:off x="4146487" y="1152412"/>
+                            <a:off x="4319567" y="740527"/>
                             <a:ext cx="683537" cy="278036"/>
                           </a:xfrm>
                           <a:prstGeom prst="rect">
@@ -707,7 +714,7 @@
                         </wps:cNvSpPr>
                         <wps:spPr bwMode="auto">
                           <a:xfrm>
-                            <a:off x="2259396" y="1602066"/>
+                            <a:off x="2181965" y="1731734"/>
                             <a:ext cx="715791" cy="278036"/>
                           </a:xfrm>
                           <a:prstGeom prst="rect">
@@ -762,8 +769,8 @@
           </mc:Choice>
           <mc:Fallback>
             <w:pict>
-              <v:group w14:anchorId="0D34DBB7" id="Group 21" o:spid="_x0000_s1027" style="position:absolute;left:0;text-align:left;margin-left:-21pt;margin-top:-4.85pt;width:503.7pt;height:203.75pt;z-index:251682816;mso-position-horizontal-relative:margin;mso-width-relative:margin;mso-height-relative:margin" coordorigin="-1874" coordsize="54161,25901" o:gfxdata="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">
-                <v:group id="Group 12" o:spid="_x0000_s1028" style="position:absolute;left:7143;width:45143;height:25901" coordorigin="7143,22677" coordsize="45148,25908" o:gfxdata="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">
+              <v:group w14:anchorId="0D34DBB7" id="Group 21" o:spid="_x0000_s1027" style="position:absolute;left:0;text-align:left;margin-left:-21pt;margin-top:-5.65pt;width:488.2pt;height:221.05pt;z-index:251682816;mso-position-horizontal-relative:margin;mso-width-relative:margin;mso-height-relative:margin" coordorigin="-1874,-108" coordsize="52502,28100" o:gfxdata="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">
+                <v:group id="Group 12" o:spid="_x0000_s1028" style="position:absolute;left:8962;top:-108;width:41665;height:28100" coordorigin="8963,22569" coordsize="41669,28107" o:gfxdata="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">
                   <v:shapetype id="_x0000_t75" coordsize="21600,21600" o:spt="75" o:preferrelative="t" path="m@4@5l@4@11@9@11@9@5xe" filled="f" stroked="f">
                     <v:stroke joinstyle="miter"/>
                     <v:formulas>
@@ -783,10 +790,10 @@
                     <v:path o:extrusionok="f" gradientshapeok="t" o:connecttype="rect"/>
                     <o:lock v:ext="edit" aspectratio="t"/>
                   </v:shapetype>
-                  <v:shape id="Picture 11" o:spid="_x0000_s1029" type="#_x0000_t75" style="position:absolute;left:7143;top:22677;width:45149;height:25908;visibility:visible;mso-wrap-style:square" o:gfxdata="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">
+                  <v:shape id="Picture 11" o:spid="_x0000_s1029" type="#_x0000_t75" style="position:absolute;left:8963;top:22569;width:41670;height:28107;visibility:visible;mso-wrap-style:square" o:gfxdata="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">
                     <v:imagedata r:id="rId13" o:title=""/>
                   </v:shape>
-                  <v:shape id="_x0000_s1030" type="#_x0000_t202" style="position:absolute;left:27254;top:25086;width:6505;height:2781;visibility:visible;mso-wrap-style:square;v-text-anchor:top" o:gfxdata="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" fillcolor="white [3212]" strokecolor="black [3213]">
+                  <v:shape id="_x0000_s1030" type="#_x0000_t202" style="position:absolute;left:27964;top:25697;width:6505;height:2780;visibility:visible;mso-wrap-style:square;v-text-anchor:top" o:gfxdata="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" fillcolor="white [3212]" strokecolor="black [3213]">
                     <v:textbox>
                       <w:txbxContent>
                         <w:p>
@@ -836,7 +843,7 @@
                 <v:shape id="Straight Arrow Connector 17" o:spid="_x0000_s1032" type="#_x0000_t32" style="position:absolute;left:4200;top:1720;width:4762;height:2404;flip:y;visibility:visible;mso-wrap-style:square" o:connectortype="straight" o:gfxdata="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" strokecolor="black [3200]" strokeweight=".5pt">
                   <v:stroke endarrow="block" joinstyle="miter"/>
                 </v:shape>
-                <v:shape id="_x0000_s1033" type="#_x0000_t202" style="position:absolute;left:41464;top:11524;width:6836;height:2780;visibility:visible;mso-wrap-style:square;v-text-anchor:top" o:gfxdata="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" fillcolor="white [3212]" strokecolor="black [3213]">
+                <v:shape id="_x0000_s1033" type="#_x0000_t202" style="position:absolute;left:43195;top:7405;width:6836;height:2780;visibility:visible;mso-wrap-style:square;v-text-anchor:top" o:gfxdata="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" fillcolor="white [3212]" strokecolor="black [3213]">
                   <v:textbox>
                     <w:txbxContent>
                       <w:p>
@@ -857,7 +864,7 @@
                     </w:txbxContent>
                   </v:textbox>
                 </v:shape>
-                <v:shape id="_x0000_s1034" type="#_x0000_t202" style="position:absolute;left:22593;top:16020;width:7158;height:2781;visibility:visible;mso-wrap-style:square;v-text-anchor:top" o:gfxdata="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" fillcolor="white [3212]" strokecolor="black [3213]">
+                <v:shape id="_x0000_s1034" type="#_x0000_t202" style="position:absolute;left:21819;top:17317;width:7158;height:2780;visibility:visible;mso-wrap-style:square;v-text-anchor:top" o:gfxdata="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" fillcolor="white [3212]" strokecolor="black [3213]">
                   <v:textbox>
                     <w:txbxContent>
                       <w:p>
@@ -1109,13 +1116,25 @@
         <w:t xml:space="preserve">. </w:t>
       </w:r>
       <w:r>
-        <w:t xml:space="preserve">Clicking the corresponding item on the Palette will create </w:t>
+        <w:t>Clicking the corresponding item on the Palette create</w:t>
+      </w:r>
+      <w:r>
+        <w:t>s</w:t>
+      </w:r>
+      <w:r>
+        <w:t xml:space="preserve"> </w:t>
       </w:r>
       <w:r>
         <w:t>it</w:t>
       </w:r>
       <w:r>
-        <w:t xml:space="preserve"> and place it on the</w:t>
+        <w:t xml:space="preserve"> and place</w:t>
+      </w:r>
+      <w:r>
+        <w:t>s</w:t>
+      </w:r>
+      <w:r>
+        <w:t xml:space="preserve"> it on the</w:t>
       </w:r>
       <w:r>
         <w:t xml:space="preserve"> Canvas. </w:t>
@@ -1330,347 +1349,96 @@
     <w:p>
       <w:r>
         <w:rPr>
-          <w:noProof/>
-          <w:highlight w:val="lightGray"/>
-        </w:rPr>
-        <mc:AlternateContent>
-          <mc:Choice Requires="wps">
-            <w:drawing>
-              <wp:anchor distT="45720" distB="45720" distL="114300" distR="114300" simplePos="0" relativeHeight="251699200" behindDoc="0" locked="0" layoutInCell="1" allowOverlap="1" wp14:anchorId="5971583E" wp14:editId="0D4465E7">
-                <wp:simplePos x="0" y="0"/>
-                <wp:positionH relativeFrom="column">
-                  <wp:posOffset>0</wp:posOffset>
-                </wp:positionH>
-                <wp:positionV relativeFrom="paragraph">
-                  <wp:posOffset>1149350</wp:posOffset>
-                </wp:positionV>
-                <wp:extent cx="5471160" cy="438150"/>
-                <wp:effectExtent l="19050" t="19050" r="15240" b="19050"/>
-                <wp:wrapTopAndBottom/>
-                <wp:docPr id="31" name="Text Box 2"/>
-                <wp:cNvGraphicFramePr>
-                  <a:graphicFrameLocks xmlns:a="http://schemas.openxmlformats.org/drawingml/2006/main"/>
-                </wp:cNvGraphicFramePr>
-                <a:graphic xmlns:a="http://schemas.openxmlformats.org/drawingml/2006/main">
-                  <a:graphicData uri="http://schemas.microsoft.com/office/word/2010/wordprocessingShape">
-                    <wps:wsp>
-                      <wps:cNvSpPr txBox="1">
-                        <a:spLocks noChangeArrowheads="1"/>
-                      </wps:cNvSpPr>
-                      <wps:spPr bwMode="auto">
-                        <a:xfrm>
-                          <a:off x="0" y="0"/>
-                          <a:ext cx="5471160" cy="438150"/>
-                        </a:xfrm>
-                        <a:prstGeom prst="rect">
-                          <a:avLst/>
-                        </a:prstGeom>
-                        <a:solidFill>
-                          <a:srgbClr val="FFFFFF"/>
-                        </a:solidFill>
-                        <a:ln w="28575">
-                          <a:solidFill>
-                            <a:srgbClr val="7030A0"/>
-                          </a:solidFill>
-                          <a:miter lim="800000"/>
-                          <a:headEnd/>
-                          <a:tailEnd/>
-                        </a:ln>
-                      </wps:spPr>
-                      <wps:txbx>
-                        <w:txbxContent>
-                          <w:p>
-                            <w:r>
-                              <w:t>(TBD): Issue #4: Custom impact addition and more flexibility with importing data base from files.</w:t>
-                            </w:r>
-                          </w:p>
-                        </w:txbxContent>
-                      </wps:txbx>
-                      <wps:bodyPr rot="0" vert="horz" wrap="square" lIns="91440" tIns="45720" rIns="91440" bIns="45720" anchor="t" anchorCtr="0">
-                        <a:noAutofit/>
-                      </wps:bodyPr>
-                    </wps:wsp>
-                  </a:graphicData>
-                </a:graphic>
-                <wp14:sizeRelH relativeFrom="margin">
-                  <wp14:pctWidth>0</wp14:pctWidth>
-                </wp14:sizeRelH>
-                <wp14:sizeRelV relativeFrom="margin">
-                  <wp14:pctHeight>0</wp14:pctHeight>
-                </wp14:sizeRelV>
-              </wp:anchor>
-            </w:drawing>
-          </mc:Choice>
-          <mc:Fallback>
-            <w:pict>
-              <v:shape w14:anchorId="5971583E" id="_x0000_s1036" type="#_x0000_t202" style="position:absolute;margin-left:0;margin-top:90.5pt;width:430.8pt;height:34.5pt;z-index:251699200;visibility:visible;mso-wrap-style:square;mso-width-percent:0;mso-height-percent:0;mso-wrap-distance-left:9pt;mso-wrap-distance-top:3.6pt;mso-wrap-distance-right:9pt;mso-wrap-distance-bottom:3.6pt;mso-position-horizontal:absolute;mso-position-horizontal-relative:text;mso-position-vertical:absolute;mso-position-vertical-relative:text;mso-width-percent:0;mso-height-percent:0;mso-width-relative:margin;mso-height-relative:margin;v-text-anchor:top" o:gfxdata="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" strokecolor="#7030a0" strokeweight="2.25pt">
-                <v:textbox>
-                  <w:txbxContent>
-                    <w:p>
-                      <w:r>
-                        <w:t>(TBD): Issue #4: Custom impact addition and more flexibility with importing data base from files.</w:t>
-                      </w:r>
-                    </w:p>
-                  </w:txbxContent>
-                </v:textbox>
-                <w10:wrap type="topAndBottom"/>
-              </v:shape>
-            </w:pict>
-          </mc:Fallback>
-        </mc:AlternateContent>
-      </w:r>
-      <w:r>
-        <w:rPr>
-          <w:noProof/>
-          <w:highlight w:val="lightGray"/>
-        </w:rPr>
-        <mc:AlternateContent>
-          <mc:Choice Requires="wps">
-            <w:drawing>
-              <wp:anchor distT="45720" distB="45720" distL="114300" distR="114300" simplePos="0" relativeHeight="251697152" behindDoc="0" locked="0" layoutInCell="1" allowOverlap="1" wp14:anchorId="295DD7DA" wp14:editId="1406077E">
-                <wp:simplePos x="0" y="0"/>
-                <wp:positionH relativeFrom="column">
-                  <wp:posOffset>0</wp:posOffset>
-                </wp:positionH>
-                <wp:positionV relativeFrom="paragraph">
-                  <wp:posOffset>273050</wp:posOffset>
-                </wp:positionV>
-                <wp:extent cx="5471160" cy="787400"/>
-                <wp:effectExtent l="19050" t="19050" r="15240" b="12700"/>
-                <wp:wrapTopAndBottom/>
-                <wp:docPr id="30" name="Text Box 2"/>
-                <wp:cNvGraphicFramePr>
-                  <a:graphicFrameLocks xmlns:a="http://schemas.openxmlformats.org/drawingml/2006/main"/>
-                </wp:cNvGraphicFramePr>
-                <a:graphic xmlns:a="http://schemas.openxmlformats.org/drawingml/2006/main">
-                  <a:graphicData uri="http://schemas.microsoft.com/office/word/2010/wordprocessingShape">
-                    <wps:wsp>
-                      <wps:cNvSpPr txBox="1">
-                        <a:spLocks noChangeArrowheads="1"/>
-                      </wps:cNvSpPr>
-                      <wps:spPr bwMode="auto">
-                        <a:xfrm>
-                          <a:off x="0" y="0"/>
-                          <a:ext cx="5471160" cy="787400"/>
-                        </a:xfrm>
-                        <a:prstGeom prst="rect">
-                          <a:avLst/>
-                        </a:prstGeom>
-                        <a:solidFill>
-                          <a:srgbClr val="FFFFFF"/>
-                        </a:solidFill>
-                        <a:ln w="28575">
-                          <a:solidFill>
-                            <a:srgbClr val="FF0000"/>
-                          </a:solidFill>
-                          <a:miter lim="800000"/>
-                          <a:headEnd/>
-                          <a:tailEnd/>
-                        </a:ln>
-                      </wps:spPr>
-                      <wps:txbx>
-                        <w:txbxContent>
-                          <w:p>
-                            <w:r>
-                              <w:t xml:space="preserve">(WARNING): The imported file needs to be </w:t>
-                            </w:r>
-                            <w:r>
-                              <w:rPr>
-                                <w:rFonts w:ascii="Courier New" w:hAnsi="Courier New" w:cs="Courier New"/>
-                              </w:rPr>
-                              <w:t>*.CSV</w:t>
-                            </w:r>
-                            <w:r>
-                              <w:t xml:space="preserve"> with columns in the following order: flow, units, GWP (in </w:t>
-                            </w:r>
-                            <w:r>
-                              <w:t>kg CO2 eq</w:t>
-                            </w:r>
-                            <w:r>
-                              <w:t xml:space="preserve">), </w:t>
-                            </w:r>
-                            <w:r>
-                              <w:t>Acidification potential (kg SO2 eq)</w:t>
-                            </w:r>
-                            <w:r>
-                              <w:t xml:space="preserve">, </w:t>
-                            </w:r>
-                            <w:r>
-                              <w:t>Eutrophication potential (kg N eq)</w:t>
-                            </w:r>
-                            <w:r>
-                              <w:t xml:space="preserve">, </w:t>
-                            </w:r>
-                            <w:r>
-                              <w:t>Ozone depletion potential (kg CFC-11 eq)</w:t>
-                            </w:r>
-                            <w:r>
-                              <w:t xml:space="preserve">, </w:t>
-                            </w:r>
-                            <w:r>
-                              <w:t>Smog potential (kg O3 eq)</w:t>
-                            </w:r>
-                            <w:r>
-                              <w:t>.</w:t>
-                            </w:r>
-                          </w:p>
-                        </w:txbxContent>
-                      </wps:txbx>
-                      <wps:bodyPr rot="0" vert="horz" wrap="square" lIns="91440" tIns="45720" rIns="91440" bIns="45720" anchor="t" anchorCtr="0">
-                        <a:noAutofit/>
-                      </wps:bodyPr>
-                    </wps:wsp>
-                  </a:graphicData>
-                </a:graphic>
-                <wp14:sizeRelH relativeFrom="margin">
-                  <wp14:pctWidth>0</wp14:pctWidth>
-                </wp14:sizeRelH>
-                <wp14:sizeRelV relativeFrom="margin">
-                  <wp14:pctHeight>0</wp14:pctHeight>
-                </wp14:sizeRelV>
-              </wp:anchor>
-            </w:drawing>
-          </mc:Choice>
-          <mc:Fallback>
-            <w:pict>
-              <v:shape w14:anchorId="295DD7DA" id="_x0000_s1037" type="#_x0000_t202" style="position:absolute;margin-left:0;margin-top:21.5pt;width:430.8pt;height:62pt;z-index:251697152;visibility:visible;mso-wrap-style:square;mso-width-percent:0;mso-height-percent:0;mso-wrap-distance-left:9pt;mso-wrap-distance-top:3.6pt;mso-wrap-distance-right:9pt;mso-wrap-distance-bottom:3.6pt;mso-position-horizontal:absolute;mso-position-horizontal-relative:text;mso-position-vertical:absolute;mso-position-vertical-relative:text;mso-width-percent:0;mso-height-percent:0;mso-width-relative:margin;mso-height-relative:margin;v-text-anchor:top" o:gfxdata="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" strokecolor="red" strokeweight="2.25pt">
-                <v:textbox>
-                  <w:txbxContent>
-                    <w:p>
-                      <w:r>
-                        <w:t xml:space="preserve">(WARNING): The imported file needs to be </w:t>
-                      </w:r>
-                      <w:r>
-                        <w:rPr>
-                          <w:rFonts w:ascii="Courier New" w:hAnsi="Courier New" w:cs="Courier New"/>
-                        </w:rPr>
-                        <w:t>*.CSV</w:t>
-                      </w:r>
-                      <w:r>
-                        <w:t xml:space="preserve"> with columns in the following order: flow, units, GWP (in </w:t>
-                      </w:r>
-                      <w:r>
-                        <w:t>kg CO2 eq</w:t>
-                      </w:r>
-                      <w:r>
-                        <w:t xml:space="preserve">), </w:t>
-                      </w:r>
-                      <w:r>
-                        <w:t>Acidification potential (kg SO2 eq)</w:t>
-                      </w:r>
-                      <w:r>
-                        <w:t xml:space="preserve">, </w:t>
-                      </w:r>
-                      <w:r>
-                        <w:t>Eutrophication potential (kg N eq)</w:t>
-                      </w:r>
-                      <w:r>
-                        <w:t xml:space="preserve">, </w:t>
-                      </w:r>
-                      <w:r>
-                        <w:t>Ozone depletion potential (kg CFC-11 eq)</w:t>
-                      </w:r>
-                      <w:r>
-                        <w:t xml:space="preserve">, </w:t>
-                      </w:r>
-                      <w:r>
-                        <w:t>Smog potential (kg O3 eq)</w:t>
-                      </w:r>
-                      <w:r>
-                        <w:t>.</w:t>
-                      </w:r>
-                    </w:p>
-                  </w:txbxContent>
-                </v:textbox>
-                <w10:wrap type="topAndBottom"/>
-              </v:shape>
-            </w:pict>
-          </mc:Fallback>
-        </mc:AlternateContent>
-      </w:r>
-      <w:r>
-        <w:rPr>
           <w:rFonts w:ascii="Courier New" w:hAnsi="Courier New" w:cs="Courier New"/>
           <w:highlight w:val="lightGray"/>
         </w:rPr>
         <w:t>Database &gt; Import</w:t>
       </w:r>
       <w:r>
-        <w:t xml:space="preserve"> prompts you to import </w:t>
-      </w:r>
-      <w:r>
-        <w:t>the </w:t>
-      </w:r>
-      <w:r>
-        <w:t xml:space="preserve">database from </w:t>
-      </w:r>
-      <w:r>
-        <w:t xml:space="preserve">a </w:t>
-      </w:r>
-      <w:r>
-        <w:t>file</w:t>
-      </w:r>
-      <w:r>
-        <w:t>.</w:t>
-      </w:r>
-    </w:p>
-    <w:p/>
-    <w:p>
-      <w:pPr>
-        <w:pStyle w:val="Heading2"/>
-      </w:pPr>
-      <w:r>
-        <w:lastRenderedPageBreak/>
-        <w:t>Navigating the Canvas</w:t>
-      </w:r>
-    </w:p>
-    <w:p>
-      <w:r>
-        <w:t xml:space="preserve">Hold </w:t>
-      </w:r>
-      <w:r>
         <w:rPr>
           <w:rFonts w:ascii="Courier New" w:hAnsi="Courier New" w:cs="Courier New"/>
           <w:highlight w:val="lightGray"/>
         </w:rPr>
-        <w:t>R</w:t>
+        <w:t xml:space="preserve"> &gt;</w:t>
       </w:r>
       <w:r>
         <w:rPr>
           <w:rFonts w:ascii="Courier New" w:hAnsi="Courier New" w:cs="Courier New"/>
           <w:highlight w:val="lightGray"/>
         </w:rPr>
-        <w:t>ight Mouse Button</w:t>
-      </w:r>
-      <w:r>
-        <w:rPr>
-          <w:rFonts w:ascii="Courier New" w:hAnsi="Courier New" w:cs="Courier New"/>
-        </w:rPr>
         <w:t xml:space="preserve"> </w:t>
       </w:r>
-      <w:r>
-        <w:t>and Drag</w:t>
-      </w:r>
-      <w:r>
-        <w:t>: Pan</w:t>
-      </w:r>
-    </w:p>
-    <w:p>
       <w:r>
         <w:rPr>
           <w:rFonts w:ascii="Courier New" w:hAnsi="Courier New" w:cs="Courier New"/>
           <w:highlight w:val="lightGray"/>
         </w:rPr>
-        <w:t>Mouse Scroll Wheel</w:t>
-      </w:r>
-      <w:r>
-        <w:rPr>
-          <w:highlight w:val="lightGray"/>
-        </w:rPr>
-        <w:t>:</w:t>
-      </w:r>
-      <w:r>
-        <w:t xml:space="preserve"> Zoom out/in</w:t>
+        <w:t>From CSV</w:t>
+      </w:r>
+      <w:r>
+        <w:t xml:space="preserve"> prompts to import </w:t>
+      </w:r>
+      <w:r>
+        <w:t>the </w:t>
+      </w:r>
+      <w:r>
+        <w:t xml:space="preserve">impact </w:t>
+      </w:r>
+      <w:r>
+        <w:t xml:space="preserve">database from </w:t>
+      </w:r>
+      <w:r>
+        <w:t>a</w:t>
+      </w:r>
+      <w:r>
+        <w:t xml:space="preserve"> CSV</w:t>
+      </w:r>
+      <w:r>
+        <w:t xml:space="preserve"> </w:t>
+      </w:r>
+      <w:r>
+        <w:t>file</w:t>
+      </w:r>
+      <w:r>
+        <w:t>.</w:t>
+      </w:r>
+      <w:r>
+        <w:t xml:space="preserve"> This will open the ‘Import Database’ dialog box</w:t>
+      </w:r>
+      <w:r>
+        <w:t xml:space="preserve"> (see </w:t>
+      </w:r>
+      <w:r>
+        <w:fldChar w:fldCharType="begin"/>
+      </w:r>
+      <w:r>
+        <w:instrText xml:space="preserve"> REF _Ref178585894 \h </w:instrText>
+      </w:r>
+      <w:r>
+        <w:instrText xml:space="preserve"> \* MERGEFORMAT </w:instrText>
+      </w:r>
+      <w:r>
+        <w:fldChar w:fldCharType="separate"/>
+      </w:r>
+      <w:r>
+        <w:t xml:space="preserve">Figure </w:t>
+      </w:r>
+      <w:r>
+        <w:t>2</w:t>
+      </w:r>
+      <w:r>
+        <w:fldChar w:fldCharType="end"/>
+      </w:r>
+      <w:r>
+        <w:t>) where t</w:t>
+      </w:r>
+      <w:r>
+        <w:t xml:space="preserve">he user can select the source file by clicking “Select File.” </w:t>
+      </w:r>
+    </w:p>
+    <w:p>
+      <w:r>
+        <w:t>The ‘input file data structure’ section allows the user to match the internal database of the program (‘Category’ and ‘Unit’) with the structure of the CSV file being loaded (‘Headers’ and ‘Multiplier’): The ‘Headers’ of the CSV will be matched with the ‘Categories’ of the internal database and the values in the CSV file will be multiplied by the ‘Multiplier’ corresponding to the column of data. The user can set the multipliers to reflect any unit conversions between the data in the CSV file and the units specified in the local database.</w:t>
       </w:r>
     </w:p>
     <w:p>
@@ -1679,148 +1447,10 @@
           <w:rFonts w:ascii="Courier New" w:hAnsi="Courier New" w:cs="Courier New"/>
           <w:highlight w:val="lightGray"/>
         </w:rPr>
-        <w:t>Ctrl+</w:t>
-      </w:r>
-      <w:r>
-        <w:rPr>
-          <w:highlight w:val="lightGray"/>
-        </w:rPr>
-        <w:t xml:space="preserve"> / </w:t>
-      </w:r>
-      <w:r>
-        <w:rPr>
-          <w:rFonts w:ascii="Courier New" w:hAnsi="Courier New" w:cs="Courier New"/>
-          <w:highlight w:val="lightGray"/>
-        </w:rPr>
-        <w:t>Ctrl-:</w:t>
-      </w:r>
-      <w:r>
-        <w:rPr>
-          <w:rFonts w:ascii="Courier New" w:hAnsi="Courier New" w:cs="Courier New"/>
-        </w:rPr>
-        <w:t xml:space="preserve"> </w:t>
-      </w:r>
-      <w:r>
-        <w:t>Zoom out/in</w:t>
-      </w:r>
-    </w:p>
-    <w:p>
-      <w:r>
-        <w:rPr>
-          <w:rFonts w:ascii="Courier New" w:hAnsi="Courier New" w:cs="Courier New"/>
-          <w:highlight w:val="lightGray"/>
-        </w:rPr>
-        <w:t xml:space="preserve">Edit &gt; </w:t>
-      </w:r>
-      <w:r>
-        <w:rPr>
-          <w:rFonts w:ascii="Courier New" w:hAnsi="Courier New" w:cs="Courier New"/>
-          <w:highlight w:val="lightGray"/>
-        </w:rPr>
-        <w:t>Canvas</w:t>
-      </w:r>
-      <w:r>
-        <w:rPr>
-          <w:rFonts w:ascii="Courier New" w:hAnsi="Courier New" w:cs="Courier New"/>
-          <w:highlight w:val="lightGray"/>
-        </w:rPr>
-        <w:t xml:space="preserve"> Settings</w:t>
-      </w:r>
-      <w:r>
-        <w:t xml:space="preserve"> allows you to change canvas settings including background color, </w:t>
-      </w:r>
-      <w:r>
-        <w:t xml:space="preserve">and </w:t>
-      </w:r>
-      <w:r>
-        <w:t>grid properties.</w:t>
-      </w:r>
-    </w:p>
-    <w:p>
-      <w:pPr>
-        <w:pStyle w:val="Heading2"/>
-      </w:pPr>
-      <w:r>
-        <w:t>Building the Process Flow</w:t>
-      </w:r>
-    </w:p>
-    <w:p>
-      <w:pPr>
-        <w:pStyle w:val="Heading3"/>
-      </w:pPr>
-      <w:r>
-        <w:t>Add item</w:t>
-      </w:r>
-    </w:p>
-    <w:p>
-      <w:r>
-        <w:t xml:space="preserve">Select </w:t>
-      </w:r>
-      <w:r>
-        <w:t>items</w:t>
-      </w:r>
-      <w:r>
-        <w:t xml:space="preserve"> from the palette to add them to the Canvas. A prompt will appear to provide details on the item added</w:t>
-      </w:r>
-      <w:r>
-        <w:t xml:space="preserve"> (e.g., </w:t>
-      </w:r>
-      <w:r>
-        <w:fldChar w:fldCharType="begin"/>
-      </w:r>
-      <w:r>
-        <w:instrText xml:space="preserve"> REF _Ref176776134 \h  \* MERGEFORMAT </w:instrText>
-      </w:r>
-      <w:r>
-        <w:fldChar w:fldCharType="separate"/>
-      </w:r>
-      <w:r>
-        <w:t>Figure 2</w:t>
-      </w:r>
-      <w:r>
-        <w:fldChar w:fldCharType="end"/>
-      </w:r>
-      <w:r>
-        <w:t>)</w:t>
-      </w:r>
-      <w:r>
-        <w:t>. These details are initial settings and can be changed</w:t>
-      </w:r>
-      <w:r>
-        <w:t xml:space="preserve"> later</w:t>
-      </w:r>
-      <w:r>
-        <w:t>.</w:t>
-      </w:r>
-      <w:r>
-        <w:t xml:space="preserve"> Once pressed </w:t>
-      </w:r>
-      <w:r>
-        <w:rPr>
-          <w:rFonts w:ascii="Courier New" w:hAnsi="Courier New" w:cs="Courier New"/>
-        </w:rPr>
-        <w:t>OK</w:t>
-      </w:r>
-      <w:r>
-        <w:t>, the item will appear on the canvas (</w:t>
-      </w:r>
-      <w:r>
-        <w:fldChar w:fldCharType="begin"/>
-      </w:r>
-      <w:r>
-        <w:instrText xml:space="preserve"> REF _Ref176776756 \h  \* MERGEFORMAT </w:instrText>
-      </w:r>
-      <w:r>
-        <w:fldChar w:fldCharType="separate"/>
-      </w:r>
-      <w:r>
-        <w:t>Figure 3</w:t>
-      </w:r>
-      <w:r>
-        <w:fldChar w:fldCharType="end"/>
-      </w:r>
-      <w:r>
-        <w:t>).</w:t>
+        <w:t>Database &gt; Add custom entry</w:t>
+      </w:r>
+      <w:r>
+        <w:t xml:space="preserve"> allows the user to add a custom impact entry to the impact database.</w:t>
       </w:r>
     </w:p>
     <w:p>
@@ -1835,22 +1465,372 @@
           <w:iCs w:val="0"/>
         </w:rPr>
       </w:pPr>
-      <w:bookmarkStart w:id="1" w:name="_Ref176776134"/>
+      <w:bookmarkStart w:id="1" w:name="_Ref178585894"/>
       <w:r>
         <w:rPr>
           <w:noProof/>
         </w:rPr>
+        <w:lastRenderedPageBreak/>
         <w:drawing>
-          <wp:anchor distT="0" distB="0" distL="114300" distR="114300" simplePos="0" relativeHeight="251700224" behindDoc="0" locked="1" layoutInCell="1" allowOverlap="1" wp14:anchorId="55502972" wp14:editId="62ED2E0D">
+          <wp:anchor distT="0" distB="0" distL="114300" distR="114300" simplePos="0" relativeHeight="251736064" behindDoc="0" locked="1" layoutInCell="1" allowOverlap="1" wp14:anchorId="1D036041" wp14:editId="06B18E11">
             <wp:simplePos x="0" y="0"/>
             <wp:positionH relativeFrom="margin">
-              <wp:posOffset>2221487</wp:posOffset>
+              <wp:posOffset>-45720</wp:posOffset>
             </wp:positionH>
             <wp:positionV relativeFrom="paragraph">
-              <wp:posOffset>-68732</wp:posOffset>
+              <wp:posOffset>62230</wp:posOffset>
             </wp:positionV>
-            <wp:extent cx="1499616" cy="1280160"/>
-            <wp:effectExtent l="0" t="0" r="5715" b="0"/>
+            <wp:extent cx="5949957" cy="2258568"/>
+            <wp:effectExtent l="0" t="0" r="0" b="8890"/>
+            <wp:wrapTopAndBottom/>
+            <wp:docPr id="2" name="Picture 2"/>
+            <wp:cNvGraphicFramePr>
+              <a:graphicFrameLocks xmlns:a="http://schemas.openxmlformats.org/drawingml/2006/main" noChangeAspect="1"/>
+            </wp:cNvGraphicFramePr>
+            <a:graphic xmlns:a="http://schemas.openxmlformats.org/drawingml/2006/main">
+              <a:graphicData uri="http://schemas.openxmlformats.org/drawingml/2006/picture">
+                <pic:pic xmlns:pic="http://schemas.openxmlformats.org/drawingml/2006/picture">
+                  <pic:nvPicPr>
+                    <pic:cNvPr id="2" name="Picture 2"/>
+                    <pic:cNvPicPr/>
+                  </pic:nvPicPr>
+                  <pic:blipFill>
+                    <a:blip r:embed="rId14">
+                      <a:extLst>
+                        <a:ext uri="{28A0092B-C50C-407E-A947-70E740481C1C}">
+                          <a14:useLocalDpi xmlns:a14="http://schemas.microsoft.com/office/drawing/2010/main" val="0"/>
+                        </a:ext>
+                      </a:extLst>
+                    </a:blip>
+                    <a:stretch>
+                      <a:fillRect/>
+                    </a:stretch>
+                  </pic:blipFill>
+                  <pic:spPr>
+                    <a:xfrm>
+                      <a:off x="0" y="0"/>
+                      <a:ext cx="5949957" cy="2258568"/>
+                    </a:xfrm>
+                    <a:prstGeom prst="rect">
+                      <a:avLst/>
+                    </a:prstGeom>
+                  </pic:spPr>
+                </pic:pic>
+              </a:graphicData>
+            </a:graphic>
+            <wp14:sizeRelH relativeFrom="page">
+              <wp14:pctWidth>0</wp14:pctWidth>
+            </wp14:sizeRelH>
+            <wp14:sizeRelV relativeFrom="page">
+              <wp14:pctHeight>0</wp14:pctHeight>
+            </wp14:sizeRelV>
+          </wp:anchor>
+        </w:drawing>
+      </w:r>
+      <w:r>
+        <w:rPr>
+          <w:b/>
+          <w:bCs/>
+          <w:i w:val="0"/>
+          <w:iCs w:val="0"/>
+        </w:rPr>
+        <w:t xml:space="preserve">Figure </w:t>
+      </w:r>
+      <w:r>
+        <w:rPr>
+          <w:b/>
+          <w:bCs/>
+          <w:i w:val="0"/>
+          <w:iCs w:val="0"/>
+        </w:rPr>
+        <w:fldChar w:fldCharType="begin"/>
+      </w:r>
+      <w:r>
+        <w:rPr>
+          <w:b/>
+          <w:bCs/>
+          <w:i w:val="0"/>
+          <w:iCs w:val="0"/>
+        </w:rPr>
+        <w:instrText xml:space="preserve"> SEQ Figure \* ARABIC </w:instrText>
+      </w:r>
+      <w:r>
+        <w:rPr>
+          <w:b/>
+          <w:bCs/>
+          <w:i w:val="0"/>
+          <w:iCs w:val="0"/>
+        </w:rPr>
+        <w:fldChar w:fldCharType="separate"/>
+      </w:r>
+      <w:r>
+        <w:rPr>
+          <w:b/>
+          <w:bCs/>
+          <w:i w:val="0"/>
+          <w:iCs w:val="0"/>
+          <w:noProof/>
+        </w:rPr>
+        <w:t>2</w:t>
+      </w:r>
+      <w:r>
+        <w:rPr>
+          <w:b/>
+          <w:bCs/>
+          <w:i w:val="0"/>
+          <w:iCs w:val="0"/>
+        </w:rPr>
+        <w:fldChar w:fldCharType="end"/>
+      </w:r>
+      <w:bookmarkEnd w:id="1"/>
+      <w:r>
+        <w:rPr>
+          <w:b/>
+          <w:bCs/>
+          <w:i w:val="0"/>
+          <w:iCs w:val="0"/>
+        </w:rPr>
+        <w:t xml:space="preserve"> - Import database dialog box.</w:t>
+      </w:r>
+    </w:p>
+    <w:p>
+      <w:pPr>
+        <w:pStyle w:val="Heading2"/>
+      </w:pPr>
+      <w:r>
+        <w:t>Navigating the Canvas</w:t>
+      </w:r>
+    </w:p>
+    <w:p>
+      <w:r>
+        <w:t xml:space="preserve">Hold </w:t>
+      </w:r>
+      <w:r>
+        <w:t>the </w:t>
+      </w:r>
+      <w:r>
+        <w:rPr>
+          <w:rFonts w:ascii="Courier New" w:hAnsi="Courier New" w:cs="Courier New"/>
+          <w:highlight w:val="lightGray"/>
+        </w:rPr>
+        <w:t>R</w:t>
+      </w:r>
+      <w:r>
+        <w:rPr>
+          <w:rFonts w:ascii="Courier New" w:hAnsi="Courier New" w:cs="Courier New"/>
+          <w:highlight w:val="lightGray"/>
+        </w:rPr>
+        <w:t>ight Mouse Button</w:t>
+      </w:r>
+      <w:r>
+        <w:rPr>
+          <w:rFonts w:ascii="Courier New" w:hAnsi="Courier New" w:cs="Courier New"/>
+        </w:rPr>
+        <w:t xml:space="preserve"> </w:t>
+      </w:r>
+      <w:r>
+        <w:t>and Drag</w:t>
+      </w:r>
+      <w:r>
+        <w:t>: Pan</w:t>
+      </w:r>
+    </w:p>
+    <w:p>
+      <w:r>
+        <w:rPr>
+          <w:rFonts w:ascii="Courier New" w:hAnsi="Courier New" w:cs="Courier New"/>
+          <w:highlight w:val="lightGray"/>
+        </w:rPr>
+        <w:t>Mouse Scroll Wheel</w:t>
+      </w:r>
+      <w:r>
+        <w:rPr>
+          <w:highlight w:val="lightGray"/>
+        </w:rPr>
+        <w:t>:</w:t>
+      </w:r>
+      <w:r>
+        <w:t xml:space="preserve"> Zoom out/in</w:t>
+      </w:r>
+    </w:p>
+    <w:p>
+      <w:r>
+        <w:rPr>
+          <w:rFonts w:ascii="Courier New" w:hAnsi="Courier New" w:cs="Courier New"/>
+          <w:highlight w:val="lightGray"/>
+        </w:rPr>
+        <w:t>Ctrl+</w:t>
+      </w:r>
+      <w:r>
+        <w:rPr>
+          <w:highlight w:val="lightGray"/>
+        </w:rPr>
+        <w:t xml:space="preserve"> / </w:t>
+      </w:r>
+      <w:r>
+        <w:rPr>
+          <w:rFonts w:ascii="Courier New" w:hAnsi="Courier New" w:cs="Courier New"/>
+          <w:highlight w:val="lightGray"/>
+        </w:rPr>
+        <w:t>Ctrl-:</w:t>
+      </w:r>
+      <w:r>
+        <w:rPr>
+          <w:rFonts w:ascii="Courier New" w:hAnsi="Courier New" w:cs="Courier New"/>
+        </w:rPr>
+        <w:t xml:space="preserve"> </w:t>
+      </w:r>
+      <w:r>
+        <w:t>Zoom out/in</w:t>
+      </w:r>
+    </w:p>
+    <w:p>
+      <w:r>
+        <w:rPr>
+          <w:rFonts w:ascii="Courier New" w:hAnsi="Courier New" w:cs="Courier New"/>
+          <w:highlight w:val="lightGray"/>
+        </w:rPr>
+        <w:t xml:space="preserve">Edit &gt; </w:t>
+      </w:r>
+      <w:r>
+        <w:rPr>
+          <w:rFonts w:ascii="Courier New" w:hAnsi="Courier New" w:cs="Courier New"/>
+          <w:highlight w:val="lightGray"/>
+        </w:rPr>
+        <w:t>Canvas</w:t>
+      </w:r>
+      <w:r>
+        <w:rPr>
+          <w:rFonts w:ascii="Courier New" w:hAnsi="Courier New" w:cs="Courier New"/>
+          <w:highlight w:val="lightGray"/>
+        </w:rPr>
+        <w:t xml:space="preserve"> Settings</w:t>
+      </w:r>
+      <w:r>
+        <w:t xml:space="preserve"> allows you to change canvas settings including background color, </w:t>
+      </w:r>
+      <w:r>
+        <w:t xml:space="preserve">and </w:t>
+      </w:r>
+      <w:r>
+        <w:t>grid properties.</w:t>
+      </w:r>
+    </w:p>
+    <w:p>
+      <w:pPr>
+        <w:pStyle w:val="Heading2"/>
+      </w:pPr>
+      <w:r>
+        <w:t>Building the Process Flow</w:t>
+      </w:r>
+    </w:p>
+    <w:p>
+      <w:pPr>
+        <w:pStyle w:val="Heading3"/>
+      </w:pPr>
+      <w:r>
+        <w:t>Add item</w:t>
+      </w:r>
+    </w:p>
+    <w:p>
+      <w:r>
+        <w:t xml:space="preserve">Select </w:t>
+      </w:r>
+      <w:r>
+        <w:t>items</w:t>
+      </w:r>
+      <w:r>
+        <w:t xml:space="preserve"> from the palette to add them to the Canvas. A prompt will appear to provide details on the item added</w:t>
+      </w:r>
+      <w:r>
+        <w:t xml:space="preserve"> (e.g., </w:t>
+      </w:r>
+      <w:r>
+        <w:fldChar w:fldCharType="begin"/>
+      </w:r>
+      <w:r>
+        <w:instrText xml:space="preserve"> REF _Ref176776134 \h  \* MERGEFORMAT </w:instrText>
+      </w:r>
+      <w:r>
+        <w:fldChar w:fldCharType="separate"/>
+      </w:r>
+      <w:r>
+        <w:t>Figure 3</w:t>
+      </w:r>
+      <w:r>
+        <w:fldChar w:fldCharType="end"/>
+      </w:r>
+      <w:r>
+        <w:t>)</w:t>
+      </w:r>
+      <w:r>
+        <w:t>. These details are initial settings and can be changed</w:t>
+      </w:r>
+      <w:r>
+        <w:t xml:space="preserve"> later</w:t>
+      </w:r>
+      <w:r>
+        <w:t>.</w:t>
+      </w:r>
+      <w:r>
+        <w:t xml:space="preserve"> Once pressed </w:t>
+      </w:r>
+      <w:r>
+        <w:rPr>
+          <w:rFonts w:ascii="Courier New" w:hAnsi="Courier New" w:cs="Courier New"/>
+        </w:rPr>
+        <w:t>OK</w:t>
+      </w:r>
+      <w:r>
+        <w:t>, the item will appear on the canvas (</w:t>
+      </w:r>
+      <w:r>
+        <w:fldChar w:fldCharType="begin"/>
+      </w:r>
+      <w:r>
+        <w:instrText xml:space="preserve"> REF _Ref176776756 \h  \* MERGEFORMAT </w:instrText>
+      </w:r>
+      <w:r>
+        <w:fldChar w:fldCharType="separate"/>
+      </w:r>
+      <w:r>
+        <w:t>Figure 4</w:t>
+      </w:r>
+      <w:r>
+        <w:fldChar w:fldCharType="end"/>
+      </w:r>
+      <w:r>
+        <w:t>).</w:t>
+      </w:r>
+    </w:p>
+    <w:p>
+      <w:pPr>
+        <w:pStyle w:val="Caption"/>
+        <w:spacing w:before="240" w:beforeAutospacing="0" w:line="276" w:lineRule="auto"/>
+        <w:jc w:val="center"/>
+        <w:rPr>
+          <w:b/>
+          <w:bCs/>
+          <w:i w:val="0"/>
+          <w:iCs w:val="0"/>
+        </w:rPr>
+      </w:pPr>
+      <w:bookmarkStart w:id="2" w:name="_Ref176776134"/>
+      <w:r>
+        <w:rPr>
+          <w:noProof/>
+        </w:rPr>
+        <w:drawing>
+          <wp:anchor distT="0" distB="0" distL="114300" distR="114300" simplePos="0" relativeHeight="251700224" behindDoc="0" locked="1" layoutInCell="1" allowOverlap="1" wp14:anchorId="55502972" wp14:editId="09DD223D">
+            <wp:simplePos x="0" y="0"/>
+            <wp:positionH relativeFrom="margin">
+              <wp:posOffset>2042160</wp:posOffset>
+            </wp:positionH>
+            <wp:positionV relativeFrom="paragraph">
+              <wp:posOffset>-145415</wp:posOffset>
+            </wp:positionV>
+            <wp:extent cx="1851660" cy="1432560"/>
+            <wp:effectExtent l="0" t="0" r="0" b="0"/>
             <wp:wrapTopAndBottom/>
             <wp:docPr id="32" name="Picture 32"/>
             <wp:cNvGraphicFramePr>
@@ -1864,20 +1844,20 @@
                     <pic:cNvPicPr/>
                   </pic:nvPicPr>
                   <pic:blipFill rotWithShape="1">
-                    <a:blip r:embed="rId14">
+                    <a:blip r:embed="rId15">
                       <a:extLst>
                         <a:ext uri="{28A0092B-C50C-407E-A947-70E740481C1C}">
                           <a14:useLocalDpi xmlns:a14="http://schemas.microsoft.com/office/drawing/2010/main" val="0"/>
                         </a:ext>
                       </a:extLst>
                     </a:blip>
-                    <a:srcRect l="1084"/>
+                    <a:srcRect l="-984" r="-1336"/>
                     <a:stretch/>
                   </pic:blipFill>
                   <pic:spPr bwMode="auto">
                     <a:xfrm>
                       <a:off x="0" y="0"/>
-                      <a:ext cx="1499616" cy="1280160"/>
+                      <a:ext cx="1851660" cy="1432560"/>
                     </a:xfrm>
                     <a:prstGeom prst="rect">
                       <a:avLst/>
@@ -1947,7 +1927,7 @@
           <w:iCs w:val="0"/>
           <w:noProof/>
         </w:rPr>
-        <w:t>2</w:t>
+        <w:t>3</w:t>
       </w:r>
       <w:r>
         <w:rPr>
@@ -1958,7 +1938,7 @@
         </w:rPr>
         <w:fldChar w:fldCharType="end"/>
       </w:r>
-      <w:bookmarkEnd w:id="1"/>
+      <w:bookmarkEnd w:id="2"/>
       <w:r>
         <w:rPr>
           <w:b/>
@@ -1995,10 +1975,20 @@
         <w:t xml:space="preserve"> the other (harder) parameters</w:t>
       </w:r>
       <w:r>
-        <w:t xml:space="preserve"> (i.e., item name, units, and the life cycle stage)</w:t>
-      </w:r>
-      <w:r>
-        <w:t xml:space="preserve"> can be changed on the </w:t>
+        <w:t xml:space="preserve"> (i.e., item name, units, </w:t>
+      </w:r>
+      <w:r>
+        <w:t xml:space="preserve">density, </w:t>
+      </w:r>
+      <w:r>
+        <w:t>and the life cycle stage)</w:t>
+      </w:r>
+      <w:r>
+        <w:t xml:space="preserve"> can be </w:t>
+      </w:r>
+      <w:r>
+        <w:lastRenderedPageBreak/>
+        <w:t xml:space="preserve">changed on the </w:t>
       </w:r>
       <w:r>
         <w:t xml:space="preserve">item's </w:t>
@@ -2055,7 +2045,7 @@
         <w:fldChar w:fldCharType="separate"/>
       </w:r>
       <w:r>
-        <w:t>Figure 4</w:t>
+        <w:t>Figure 5</w:t>
       </w:r>
       <w:r>
         <w:fldChar w:fldCharType="end"/>
@@ -2081,23 +2071,22 @@
           <w:iCs w:val="0"/>
         </w:rPr>
       </w:pPr>
-      <w:bookmarkStart w:id="2" w:name="_Ref176776756"/>
+      <w:bookmarkStart w:id="3" w:name="_Ref176776756"/>
       <w:r>
         <w:rPr>
           <w:noProof/>
         </w:rPr>
-        <w:lastRenderedPageBreak/>
         <w:drawing>
-          <wp:anchor distT="0" distB="0" distL="114300" distR="114300" simplePos="0" relativeHeight="251715584" behindDoc="0" locked="0" layoutInCell="1" allowOverlap="1" wp14:anchorId="09258FC7" wp14:editId="45DACE08">
+          <wp:anchor distT="0" distB="0" distL="114300" distR="114300" simplePos="0" relativeHeight="251715584" behindDoc="0" locked="0" layoutInCell="1" allowOverlap="1" wp14:anchorId="09258FC7" wp14:editId="637FF9B9">
             <wp:simplePos x="0" y="0"/>
             <wp:positionH relativeFrom="margin">
-              <wp:posOffset>2256155</wp:posOffset>
+              <wp:align>center</wp:align>
             </wp:positionH>
             <wp:positionV relativeFrom="paragraph">
-              <wp:posOffset>2216150</wp:posOffset>
+              <wp:posOffset>2075815</wp:posOffset>
             </wp:positionV>
-            <wp:extent cx="1431925" cy="1491615"/>
-            <wp:effectExtent l="0" t="0" r="0" b="0"/>
+            <wp:extent cx="1652270" cy="1821180"/>
+            <wp:effectExtent l="0" t="0" r="5080" b="7620"/>
             <wp:wrapTopAndBottom/>
             <wp:docPr id="53" name="Picture 53"/>
             <wp:cNvGraphicFramePr>
@@ -2111,7 +2100,7 @@
                     <pic:cNvPicPr/>
                   </pic:nvPicPr>
                   <pic:blipFill>
-                    <a:blip r:embed="rId15">
+                    <a:blip r:embed="rId16">
                       <a:extLst>
                         <a:ext uri="{28A0092B-C50C-407E-A947-70E740481C1C}">
                           <a14:useLocalDpi xmlns:a14="http://schemas.microsoft.com/office/drawing/2010/main" val="0"/>
@@ -2125,7 +2114,7 @@
                   <pic:spPr>
                     <a:xfrm>
                       <a:off x="0" y="0"/>
-                      <a:ext cx="1431925" cy="1491615"/>
+                      <a:ext cx="1652270" cy="1821180"/>
                     </a:xfrm>
                     <a:prstGeom prst="rect">
                       <a:avLst/>
@@ -2234,7 +2223,7 @@
                             </pic:cNvPicPr>
                           </pic:nvPicPr>
                           <pic:blipFill>
-                            <a:blip r:embed="rId16">
+                            <a:blip r:embed="rId17">
                               <a:extLst>
                                 <a:ext uri="{28A0092B-C50C-407E-A947-70E740481C1C}">
                                   <a14:useLocalDpi xmlns:a14="http://schemas.microsoft.com/office/drawing/2010/main" val="0"/>
@@ -2453,9 +2442,9 @@
           </mc:Choice>
           <mc:Fallback>
             <w:pict>
-              <v:group w14:anchorId="2D35EE97" id="Group 52" o:spid="_x0000_s1038" style="position:absolute;left:0;text-align:left;margin-left:31pt;margin-top:6pt;width:406.05pt;height:140.4pt;z-index:251714560;mso-position-horizontal-relative:margin;mso-width-relative:margin;mso-height-relative:margin" coordsize="51606,17862" o:gfxdata="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">
-                <v:group id="Group 51" o:spid="_x0000_s1039" style="position:absolute;width:51606;height:17862" coordsize="51610,17867" o:gfxdata="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">
-                  <v:shape id="_x0000_s1040" type="#_x0000_t202" style="position:absolute;left:35454;top:15090;width:11762;height:2777;visibility:visible;mso-wrap-style:square;v-text-anchor:top" o:gfxdata="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" fillcolor="white [3212]" stroked="f">
+              <v:group w14:anchorId="2D35EE97" id="Group 52" o:spid="_x0000_s1036" style="position:absolute;left:0;text-align:left;margin-left:31pt;margin-top:6pt;width:406.05pt;height:140.4pt;z-index:251714560;mso-position-horizontal-relative:margin;mso-width-relative:margin;mso-height-relative:margin" coordsize="51606,17862" o:gfxdata="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">
+                <v:group id="Group 51" o:spid="_x0000_s1037" style="position:absolute;width:51606;height:17862" coordsize="51610,17867" o:gfxdata="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">
+                  <v:shape id="_x0000_s1038" type="#_x0000_t202" style="position:absolute;left:35454;top:15090;width:11762;height:2777;visibility:visible;mso-wrap-style:square;v-text-anchor:top" o:gfxdata="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" fillcolor="white [3212]" stroked="f">
                     <v:textbox>
                       <w:txbxContent>
                         <w:p>
@@ -2466,13 +2455,13 @@
                       </w:txbxContent>
                     </v:textbox>
                   </v:shape>
-                  <v:shape id="Picture 44" o:spid="_x0000_s1041" type="#_x0000_t75" style="position:absolute;left:19353;top:152;width:12764;height:17126;visibility:visible;mso-wrap-style:square" o:gfxdata="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">
-                    <v:imagedata r:id="rId17" o:title=""/>
+                  <v:shape id="Picture 44" o:spid="_x0000_s1039" type="#_x0000_t75" style="position:absolute;left:19353;top:152;width:12764;height:17126;visibility:visible;mso-wrap-style:square" o:gfxdata="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">
+                    <v:imagedata r:id="rId18" o:title=""/>
                   </v:shape>
-                  <v:shape id="Straight Arrow Connector 46" o:spid="_x0000_s1042" type="#_x0000_t32" style="position:absolute;left:28598;top:15830;width:6463;height:853;flip:x y;visibility:visible;mso-wrap-style:square" o:connectortype="straight" o:gfxdata="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" strokecolor="black [3200]" strokeweight=".5pt">
+                  <v:shape id="Straight Arrow Connector 46" o:spid="_x0000_s1040" type="#_x0000_t32" style="position:absolute;left:28598;top:15830;width:6463;height:853;flip:x y;visibility:visible;mso-wrap-style:square" o:connectortype="straight" o:gfxdata="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" strokecolor="black [3200]" strokeweight=".5pt">
                     <v:stroke endarrow="block" joinstyle="miter"/>
                   </v:shape>
-                  <v:shape id="_x0000_s1043" type="#_x0000_t202" style="position:absolute;width:11760;height:2774;visibility:visible;mso-wrap-style:square;v-text-anchor:top" o:gfxdata="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" fillcolor="white [3212]" stroked="f">
+                  <v:shape id="_x0000_s1041" type="#_x0000_t202" style="position:absolute;width:11760;height:2774;visibility:visible;mso-wrap-style:square;v-text-anchor:top" o:gfxdata="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" fillcolor="white [3212]" stroked="f">
                     <v:textbox>
                       <w:txbxContent>
                         <w:p>
@@ -2483,10 +2472,10 @@
                       </w:txbxContent>
                     </v:textbox>
                   </v:shape>
-                  <v:shape id="Straight Arrow Connector 48" o:spid="_x0000_s1044" type="#_x0000_t32" style="position:absolute;left:10545;top:1379;width:10743;height:975;visibility:visible;mso-wrap-style:square" o:connectortype="straight" o:gfxdata="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" strokecolor="black [3200]" strokeweight=".5pt">
+                  <v:shape id="Straight Arrow Connector 48" o:spid="_x0000_s1042" type="#_x0000_t32" style="position:absolute;left:10545;top:1379;width:10743;height:975;visibility:visible;mso-wrap-style:square" o:connectortype="straight" o:gfxdata="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" strokecolor="black [3200]" strokeweight=".5pt">
                     <v:stroke endarrow="block" joinstyle="miter"/>
                   </v:shape>
-                  <v:shape id="_x0000_s1045" type="#_x0000_t202" style="position:absolute;left:35454;top:3702;width:16156;height:4263;visibility:visible;mso-wrap-style:square;v-text-anchor:top" o:gfxdata="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" fillcolor="white [3212]" stroked="f">
+                  <v:shape id="_x0000_s1043" type="#_x0000_t202" style="position:absolute;left:35454;top:3702;width:16156;height:4263;visibility:visible;mso-wrap-style:square;v-text-anchor:top" o:gfxdata="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" fillcolor="white [3212]" stroked="f">
                     <v:textbox>
                       <w:txbxContent>
                         <w:p>
@@ -2517,7 +2506,7 @@
                     </v:textbox>
                   </v:shape>
                 </v:group>
-                <v:shape id="Straight Arrow Connector 50" o:spid="_x0000_s1046" type="#_x0000_t32" style="position:absolute;left:28878;top:5834;width:6851;height:852;flip:x;visibility:visible;mso-wrap-style:square" o:connectortype="straight" o:gfxdata="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" strokecolor="black [3200]" strokeweight=".5pt">
+                <v:shape id="Straight Arrow Connector 50" o:spid="_x0000_s1044" type="#_x0000_t32" style="position:absolute;left:28878;top:5834;width:6851;height:852;flip:x;visibility:visible;mso-wrap-style:square" o:connectortype="straight" o:gfxdata="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" strokecolor="black [3200]" strokeweight=".5pt">
                   <v:stroke endarrow="block" joinstyle="miter"/>
                 </v:shape>
                 <w10:wrap type="topAndBottom" anchorx="margin"/>
@@ -2571,7 +2560,7 @@
           <w:iCs w:val="0"/>
           <w:noProof/>
         </w:rPr>
-        <w:t>3</w:t>
+        <w:t>4</w:t>
       </w:r>
       <w:r>
         <w:rPr>
@@ -2582,7 +2571,7 @@
         </w:rPr>
         <w:fldChar w:fldCharType="end"/>
       </w:r>
-      <w:bookmarkEnd w:id="2"/>
+      <w:bookmarkEnd w:id="3"/>
       <w:r>
         <w:rPr>
           <w:b/>
@@ -2605,7 +2594,7 @@
           <w:iCs w:val="0"/>
         </w:rPr>
       </w:pPr>
-      <w:bookmarkStart w:id="3" w:name="_Ref176778437"/>
+      <w:bookmarkStart w:id="4" w:name="_Ref176778437"/>
       <w:r>
         <w:rPr>
           <w:b/>
@@ -2650,7 +2639,7 @@
           <w:iCs w:val="0"/>
           <w:noProof/>
         </w:rPr>
-        <w:t>4</w:t>
+        <w:t>5</w:t>
       </w:r>
       <w:r>
         <w:rPr>
@@ -2661,7 +2650,7 @@
         </w:rPr>
         <w:fldChar w:fldCharType="end"/>
       </w:r>
-      <w:bookmarkEnd w:id="3"/>
+      <w:bookmarkEnd w:id="4"/>
       <w:r>
         <w:rPr>
           <w:b/>
@@ -2871,7 +2860,7 @@
         <w:fldChar w:fldCharType="separate"/>
       </w:r>
       <w:r>
-        <w:t>Figure 5</w:t>
+        <w:t>Figure 6</w:t>
       </w:r>
       <w:r>
         <w:fldChar w:fldCharType="end"/>
@@ -2933,6 +2922,7 @@
         </w:numPr>
       </w:pPr>
       <w:r>
+        <w:lastRenderedPageBreak/>
         <w:t>If what is connected to a transportation process is not a product. Only products can be transported.</w:t>
       </w:r>
     </w:p>
@@ -2976,12 +2966,11 @@
           <w:iCs w:val="0"/>
         </w:rPr>
       </w:pPr>
-      <w:bookmarkStart w:id="4" w:name="_Ref176780305"/>
+      <w:bookmarkStart w:id="5" w:name="_Ref176780305"/>
       <w:r>
         <w:rPr>
           <w:noProof/>
         </w:rPr>
-        <w:lastRenderedPageBreak/>
         <w:drawing>
           <wp:anchor distT="0" distB="0" distL="114300" distR="114300" simplePos="0" relativeHeight="251724800" behindDoc="0" locked="1" layoutInCell="1" allowOverlap="1" wp14:anchorId="6185B5CD" wp14:editId="4F03F827">
             <wp:simplePos x="0" y="0"/>
@@ -3006,7 +2995,7 @@
                     <pic:cNvPicPr/>
                   </pic:nvPicPr>
                   <pic:blipFill>
-                    <a:blip r:embed="rId18">
+                    <a:blip r:embed="rId19">
                       <a:extLst>
                         <a:ext uri="{28A0092B-C50C-407E-A947-70E740481C1C}">
                           <a14:useLocalDpi xmlns:a14="http://schemas.microsoft.com/office/drawing/2010/main" val="0"/>
@@ -3091,7 +3080,7 @@
           <w:iCs w:val="0"/>
           <w:noProof/>
         </w:rPr>
-        <w:t>5</w:t>
+        <w:t>6</w:t>
       </w:r>
       <w:r>
         <w:rPr>
@@ -3102,7 +3091,7 @@
         </w:rPr>
         <w:fldChar w:fldCharType="end"/>
       </w:r>
-      <w:bookmarkEnd w:id="4"/>
+      <w:bookmarkEnd w:id="5"/>
       <w:r>
         <w:rPr>
           <w:b/>
@@ -3171,7 +3160,7 @@
         <w:fldChar w:fldCharType="separate"/>
       </w:r>
       <w:r>
-        <w:t>Figure 4</w:t>
+        <w:t>Figure 5</w:t>
       </w:r>
       <w:r>
         <w:fldChar w:fldCharType="end"/>
@@ -3281,7 +3270,7 @@
           </mc:Choice>
           <mc:Fallback>
             <w:pict>
-              <v:shape w14:anchorId="7BC4407C" id="_x0000_s1047" type="#_x0000_t202" style="position:absolute;margin-left:.2pt;margin-top:67pt;width:430.8pt;height:22.35pt;z-index:251721728;visibility:visible;mso-wrap-style:square;mso-width-percent:0;mso-height-percent:0;mso-wrap-distance-left:9pt;mso-wrap-distance-top:3.6pt;mso-wrap-distance-right:9pt;mso-wrap-distance-bottom:3.6pt;mso-position-horizontal:absolute;mso-position-horizontal-relative:text;mso-position-vertical:absolute;mso-position-vertical-relative:text;mso-width-percent:0;mso-height-percent:0;mso-width-relative:margin;mso-height-relative:margin;v-text-anchor:top" o:gfxdata="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" strokecolor="#7030a0" strokeweight="2.25pt">
+              <v:shape w14:anchorId="7BC4407C" id="_x0000_s1045" type="#_x0000_t202" style="position:absolute;margin-left:.2pt;margin-top:67pt;width:430.8pt;height:22.35pt;z-index:251721728;visibility:visible;mso-wrap-style:square;mso-width-percent:0;mso-height-percent:0;mso-wrap-distance-left:9pt;mso-wrap-distance-top:3.6pt;mso-wrap-distance-right:9pt;mso-wrap-distance-bottom:3.6pt;mso-position-horizontal:absolute;mso-position-horizontal-relative:text;mso-position-vertical:absolute;mso-position-vertical-relative:text;mso-width-percent:0;mso-height-percent:0;mso-width-relative:margin;mso-height-relative:margin;v-text-anchor:top" o:gfxdata="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" strokecolor="#7030a0" strokeweight="2.25pt">
                 <v:textbox>
                   <w:txbxContent>
                     <w:p>
@@ -3383,7 +3372,7 @@
           </mc:Choice>
           <mc:Fallback>
             <w:pict>
-              <v:shape w14:anchorId="22011A46" id="_x0000_s1048" type="#_x0000_t202" style="position:absolute;margin-left:.15pt;margin-top:35.1pt;width:430.8pt;height:23.65pt;z-index:251719680;visibility:visible;mso-wrap-style:square;mso-width-percent:0;mso-height-percent:0;mso-wrap-distance-left:9pt;mso-wrap-distance-top:3.6pt;mso-wrap-distance-right:9pt;mso-wrap-distance-bottom:3.6pt;mso-position-horizontal:absolute;mso-position-horizontal-relative:text;mso-position-vertical:absolute;mso-position-vertical-relative:text;mso-width-percent:0;mso-height-percent:0;mso-width-relative:margin;mso-height-relative:margin;v-text-anchor:top" o:gfxdata="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" strokecolor="red" strokeweight="2.25pt">
+              <v:shape w14:anchorId="22011A46" id="_x0000_s1046" type="#_x0000_t202" style="position:absolute;margin-left:.15pt;margin-top:35.1pt;width:430.8pt;height:23.65pt;z-index:251719680;visibility:visible;mso-wrap-style:square;mso-width-percent:0;mso-height-percent:0;mso-wrap-distance-left:9pt;mso-wrap-distance-top:3.6pt;mso-wrap-distance-right:9pt;mso-wrap-distance-bottom:3.6pt;mso-position-horizontal:absolute;mso-position-horizontal-relative:text;mso-position-vertical:absolute;mso-position-vertical-relative:text;mso-width-percent:0;mso-height-percent:0;mso-width-relative:margin;mso-height-relative:margin;v-text-anchor:top" o:gfxdata="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" strokecolor="red" strokeweight="2.25pt">
                 <v:textbox>
                   <w:txbxContent>
                     <w:p>
@@ -3415,7 +3404,7 @@
         <w:fldChar w:fldCharType="separate"/>
       </w:r>
       <w:r>
-        <w:t>Figure 4</w:t>
+        <w:t>Figure 5</w:t>
       </w:r>
       <w:r>
         <w:fldChar w:fldCharType="end"/>
@@ -3437,11 +3426,11 @@
         <w:pStyle w:val="Heading3"/>
         <w:spacing w:before="100" w:after="100"/>
       </w:pPr>
-      <w:bookmarkStart w:id="5" w:name="_Ref176780647"/>
+      <w:bookmarkStart w:id="6" w:name="_Ref176780647"/>
       <w:r>
         <w:t>Set relationships</w:t>
       </w:r>
-      <w:bookmarkEnd w:id="5"/>
+      <w:bookmarkEnd w:id="6"/>
     </w:p>
     <w:p>
       <w:r>
@@ -3492,7 +3481,11 @@
         <w:t xml:space="preserve">Relationships can be set on the current item through its context menu: the relationship can be set as a mathematical expression. The items are identified by their </w:t>
       </w:r>
       <w:r>
-        <w:t xml:space="preserve">display IDs (see the top left corner of the item on the canvas) written inside curly brackets (‘}’ and ‘{‘). The following mathematical expressions are recognized: add ‘+’; deduct ‘-’; multiply ‘*’; divide ‘/’; raise to the power ‘**’. </w:t>
+        <w:t xml:space="preserve">display IDs (see the top left corner of the item on the canvas) written inside curly brackets (‘}’ and ‘{‘). The following mathematical expressions are recognized: add ‘+’; deduct ‘-’; multiply ‘*’; divide ‘/’; raise to the </w:t>
+      </w:r>
+      <w:r>
+        <w:lastRenderedPageBreak/>
+        <w:t xml:space="preserve">power ‘**’. </w:t>
       </w:r>
       <w:r>
         <w:t>O</w:t>
@@ -3525,8 +3518,8 @@
           <w:bCs/>
           <w:i w:val="0"/>
           <w:iCs w:val="0"/>
-        </w:rPr>
-        <w:lastRenderedPageBreak/>
+          <w:noProof/>
+        </w:rPr>
         <w:drawing>
           <wp:anchor distT="0" distB="0" distL="114300" distR="114300" simplePos="0" relativeHeight="251735040" behindDoc="0" locked="1" layoutInCell="1" allowOverlap="1" wp14:anchorId="1163BDEC" wp14:editId="477385F2">
             <wp:simplePos x="0" y="0"/>
@@ -3551,7 +3544,7 @@
                     <pic:cNvPicPr/>
                   </pic:nvPicPr>
                   <pic:blipFill>
-                    <a:blip r:embed="rId19">
+                    <a:blip r:embed="rId20">
                       <a:extLst>
                         <a:ext uri="{28A0092B-C50C-407E-A947-70E740481C1C}">
                           <a14:useLocalDpi xmlns:a14="http://schemas.microsoft.com/office/drawing/2010/main" val="0"/>
@@ -3627,7 +3620,7 @@
           <w:iCs w:val="0"/>
           <w:noProof/>
         </w:rPr>
-        <w:t>6</w:t>
+        <w:t>7</w:t>
       </w:r>
       <w:r>
         <w:rPr>
@@ -3668,6 +3661,66 @@
     </w:p>
     <w:p>
       <w:r>
+        <w:rPr>
+          <w:noProof/>
+        </w:rPr>
+        <w:drawing>
+          <wp:anchor distT="0" distB="0" distL="114300" distR="114300" simplePos="0" relativeHeight="251737088" behindDoc="0" locked="0" layoutInCell="1" allowOverlap="1" wp14:anchorId="0B23BEF8" wp14:editId="52FC2269">
+            <wp:simplePos x="0" y="0"/>
+            <wp:positionH relativeFrom="margin">
+              <wp:posOffset>1703070</wp:posOffset>
+            </wp:positionH>
+            <wp:positionV relativeFrom="paragraph">
+              <wp:posOffset>554990</wp:posOffset>
+            </wp:positionV>
+            <wp:extent cx="2461260" cy="1490710"/>
+            <wp:effectExtent l="0" t="0" r="0" b="0"/>
+            <wp:wrapTopAndBottom/>
+            <wp:docPr id="5" name="Picture 5"/>
+            <wp:cNvGraphicFramePr>
+              <a:graphicFrameLocks xmlns:a="http://schemas.openxmlformats.org/drawingml/2006/main" noChangeAspect="1"/>
+            </wp:cNvGraphicFramePr>
+            <a:graphic xmlns:a="http://schemas.openxmlformats.org/drawingml/2006/main">
+              <a:graphicData uri="http://schemas.openxmlformats.org/drawingml/2006/picture">
+                <pic:pic xmlns:pic="http://schemas.openxmlformats.org/drawingml/2006/picture">
+                  <pic:nvPicPr>
+                    <pic:cNvPr id="5" name="Picture 5"/>
+                    <pic:cNvPicPr/>
+                  </pic:nvPicPr>
+                  <pic:blipFill>
+                    <a:blip r:embed="rId21">
+                      <a:extLst>
+                        <a:ext uri="{28A0092B-C50C-407E-A947-70E740481C1C}">
+                          <a14:useLocalDpi xmlns:a14="http://schemas.microsoft.com/office/drawing/2010/main" val="0"/>
+                        </a:ext>
+                      </a:extLst>
+                    </a:blip>
+                    <a:stretch>
+                      <a:fillRect/>
+                    </a:stretch>
+                  </pic:blipFill>
+                  <pic:spPr>
+                    <a:xfrm>
+                      <a:off x="0" y="0"/>
+                      <a:ext cx="2461260" cy="1490710"/>
+                    </a:xfrm>
+                    <a:prstGeom prst="rect">
+                      <a:avLst/>
+                    </a:prstGeom>
+                  </pic:spPr>
+                </pic:pic>
+              </a:graphicData>
+            </a:graphic>
+            <wp14:sizeRelH relativeFrom="page">
+              <wp14:pctWidth>0</wp14:pctWidth>
+            </wp14:sizeRelH>
+            <wp14:sizeRelV relativeFrom="page">
+              <wp14:pctHeight>0</wp14:pctHeight>
+            </wp14:sizeRelV>
+          </wp:anchor>
+        </w:drawing>
+      </w:r>
+      <w:r>
         <w:t>Pressing the </w:t>
       </w:r>
       <w:r>
@@ -3691,6 +3744,83 @@
     </w:p>
     <w:p>
       <w:pPr>
+        <w:pStyle w:val="Caption"/>
+        <w:spacing w:before="240" w:beforeAutospacing="0" w:line="276" w:lineRule="auto"/>
+        <w:jc w:val="center"/>
+        <w:rPr>
+          <w:b/>
+          <w:bCs/>
+          <w:i w:val="0"/>
+          <w:iCs w:val="0"/>
+        </w:rPr>
+      </w:pPr>
+      <w:r>
+        <w:rPr>
+          <w:b/>
+          <w:bCs/>
+          <w:i w:val="0"/>
+          <w:iCs w:val="0"/>
+        </w:rPr>
+        <w:t xml:space="preserve">Figure </w:t>
+      </w:r>
+      <w:r>
+        <w:rPr>
+          <w:b/>
+          <w:bCs/>
+          <w:i w:val="0"/>
+          <w:iCs w:val="0"/>
+        </w:rPr>
+        <w:fldChar w:fldCharType="begin"/>
+      </w:r>
+      <w:r>
+        <w:rPr>
+          <w:b/>
+          <w:bCs/>
+          <w:i w:val="0"/>
+          <w:iCs w:val="0"/>
+        </w:rPr>
+        <w:instrText xml:space="preserve"> SEQ Figure \* ARABIC </w:instrText>
+      </w:r>
+      <w:r>
+        <w:rPr>
+          <w:b/>
+          <w:bCs/>
+          <w:i w:val="0"/>
+          <w:iCs w:val="0"/>
+        </w:rPr>
+        <w:fldChar w:fldCharType="separate"/>
+      </w:r>
+      <w:r>
+        <w:rPr>
+          <w:b/>
+          <w:bCs/>
+          <w:i w:val="0"/>
+          <w:iCs w:val="0"/>
+          <w:noProof/>
+        </w:rPr>
+        <w:t>8</w:t>
+      </w:r>
+      <w:r>
+        <w:rPr>
+          <w:b/>
+          <w:bCs/>
+          <w:i w:val="0"/>
+          <w:iCs w:val="0"/>
+        </w:rPr>
+        <w:fldChar w:fldCharType="end"/>
+      </w:r>
+      <w:r>
+        <w:rPr>
+          <w:b/>
+          <w:bCs/>
+          <w:i w:val="0"/>
+          <w:iCs w:val="0"/>
+        </w:rPr>
+        <w:t xml:space="preserve"> - New Product item (dependent item) being temporarily highlighted as its master item new Parameter is Right clicked while holding down the shift key.</w:t>
+      </w:r>
+    </w:p>
+    <w:p>
+      <w:pPr>
         <w:pStyle w:val="Heading3"/>
       </w:pPr>
       <w:r>
@@ -3727,6 +3857,11 @@
       </w:r>
       <w:r>
         <w:t xml:space="preserve"> Connecting a parameter to a product or a process item will automatically set a one-to-one relationship with the parameter (i.e., the quantity value of the dependent item will be the same as the parameter value).</w:t>
+      </w:r>
+    </w:p>
+    <w:p>
+      <w:r>
+        <w:t>Creating a connection between the number parameter and another item on the canvas will automatically create a one-to-one relationship.</w:t>
       </w:r>
     </w:p>
     <w:p>
@@ -3749,6 +3884,7 @@
         <w:rPr>
           <w:noProof/>
         </w:rPr>
+        <w:lastRenderedPageBreak/>
         <w:drawing>
           <wp:anchor distT="0" distB="0" distL="114300" distR="114300" simplePos="0" relativeHeight="251734016" behindDoc="0" locked="1" layoutInCell="1" allowOverlap="1" wp14:anchorId="35A017BE" wp14:editId="68B3FB15">
             <wp:simplePos x="0" y="0"/>
@@ -3773,7 +3909,7 @@
                     <pic:cNvPicPr/>
                   </pic:nvPicPr>
                   <pic:blipFill>
-                    <a:blip r:embed="rId20">
+                    <a:blip r:embed="rId22">
                       <a:extLst>
                         <a:ext uri="{28A0092B-C50C-407E-A947-70E740481C1C}">
                           <a14:useLocalDpi xmlns:a14="http://schemas.microsoft.com/office/drawing/2010/main" val="0"/>
@@ -3849,7 +3985,7 @@
           <w:iCs w:val="0"/>
           <w:noProof/>
         </w:rPr>
-        <w:t>7</w:t>
+        <w:t>9</w:t>
       </w:r>
       <w:r>
         <w:rPr>
@@ -3868,6 +4004,30 @@
           <w:iCs w:val="0"/>
         </w:rPr>
         <w:t xml:space="preserve"> - Parameter item.</w:t>
+      </w:r>
+    </w:p>
+    <w:p>
+      <w:pPr>
+        <w:pStyle w:val="Heading3"/>
+      </w:pPr>
+      <w:r>
+        <w:t>Add Model</w:t>
+      </w:r>
+    </w:p>
+    <w:p>
+      <w:r>
+        <w:t xml:space="preserve">The drawing of a process diagram occurs in the ‘Model_0’ canvas by default. A new model canvas can be added by clicking ‘Model’ on the palette. This will also add a checkbox to the plotter to select (or de-select) visualization of data from the new model. </w:t>
+      </w:r>
+    </w:p>
+    <w:p>
+      <w:r>
+        <w:t>Note that models are sequentially numbered: I.e., Model_0, Model_1, Model_2</w:t>
+      </w:r>
+      <w:r>
+        <w:t>,</w:t>
+      </w:r>
+      <w:r>
+        <w:t xml:space="preserve"> etc., and cannot be renamed. The Models cannot be deleted individually either.</w:t>
       </w:r>
     </w:p>
     <w:p>
@@ -4020,7 +4180,7 @@
           </mc:Choice>
           <mc:Fallback>
             <w:pict>
-              <v:shape w14:anchorId="7CD060D4" id="_x0000_s1049" type="#_x0000_t202" style="position:absolute;left:0;text-align:left;margin-left:.15pt;margin-top:25.05pt;width:430.8pt;height:35.15pt;z-index:251723776;visibility:visible;mso-wrap-style:square;mso-width-percent:0;mso-height-percent:0;mso-wrap-distance-left:9pt;mso-wrap-distance-top:3.6pt;mso-wrap-distance-right:9pt;mso-wrap-distance-bottom:3.6pt;mso-position-horizontal:absolute;mso-position-horizontal-relative:text;mso-position-vertical:absolute;mso-position-vertical-relative:text;mso-width-percent:0;mso-height-percent:0;mso-width-relative:margin;mso-height-relative:margin;v-text-anchor:top" o:gfxdata="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" strokecolor="#7030a0" strokeweight="2.25pt">
+              <v:shape w14:anchorId="7CD060D4" id="_x0000_s1047" type="#_x0000_t202" style="position:absolute;left:0;text-align:left;margin-left:.15pt;margin-top:25.05pt;width:430.8pt;height:35.15pt;z-index:251723776;visibility:visible;mso-wrap-style:square;mso-width-percent:0;mso-height-percent:0;mso-wrap-distance-left:9pt;mso-wrap-distance-top:3.6pt;mso-wrap-distance-right:9pt;mso-wrap-distance-bottom:3.6pt;mso-position-horizontal:absolute;mso-position-horizontal-relative:text;mso-position-vertical:absolute;mso-position-vertical-relative:text;mso-width-percent:0;mso-height-percent:0;mso-width-relative:margin;mso-height-relative:margin;v-text-anchor:top" o:gfxdata="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" strokecolor="#7030a0" strokeweight="2.25pt">
                 <v:textbox>
                   <w:txbxContent>
                     <w:p>
@@ -4052,7 +4212,6 @@
         <w:pStyle w:val="Heading2"/>
       </w:pPr>
       <w:r>
-        <w:lastRenderedPageBreak/>
         <w:t>Visualizing Results</w:t>
       </w:r>
     </w:p>
@@ -4065,13 +4224,13 @@
         <mc:AlternateContent>
           <mc:Choice Requires="wps">
             <w:drawing>
-              <wp:anchor distT="45720" distB="45720" distL="114300" distR="114300" simplePos="0" relativeHeight="251730944" behindDoc="0" locked="0" layoutInCell="1" allowOverlap="1" wp14:anchorId="16B6F817" wp14:editId="5380BA61">
+              <wp:anchor distT="45720" distB="45720" distL="114300" distR="114300" simplePos="0" relativeHeight="251730944" behindDoc="0" locked="0" layoutInCell="1" allowOverlap="1" wp14:anchorId="16B6F817" wp14:editId="39E42CE3">
                 <wp:simplePos x="0" y="0"/>
                 <wp:positionH relativeFrom="column">
                   <wp:posOffset>0</wp:posOffset>
                 </wp:positionH>
                 <wp:positionV relativeFrom="paragraph">
-                  <wp:posOffset>407035</wp:posOffset>
+                  <wp:posOffset>574675</wp:posOffset>
                 </wp:positionV>
                 <wp:extent cx="5471160" cy="361950"/>
                 <wp:effectExtent l="19050" t="19050" r="15240" b="19050"/>
@@ -4138,7 +4297,7 @@
           </mc:Choice>
           <mc:Fallback>
             <w:pict>
-              <v:shape w14:anchorId="16B6F817" id="_x0000_s1050" type="#_x0000_t202" style="position:absolute;margin-left:0;margin-top:32.05pt;width:430.8pt;height:28.5pt;z-index:251730944;visibility:visible;mso-wrap-style:square;mso-width-percent:0;mso-height-percent:0;mso-wrap-distance-left:9pt;mso-wrap-distance-top:3.6pt;mso-wrap-distance-right:9pt;mso-wrap-distance-bottom:3.6pt;mso-position-horizontal:absolute;mso-position-horizontal-relative:text;mso-position-vertical:absolute;mso-position-vertical-relative:text;mso-width-percent:0;mso-height-percent:0;mso-width-relative:margin;mso-height-relative:margin;v-text-anchor:top" o:gfxdata="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" strokecolor="#7030a0" strokeweight="2.25pt">
+              <v:shape w14:anchorId="16B6F817" id="_x0000_s1048" type="#_x0000_t202" style="position:absolute;margin-left:0;margin-top:45.25pt;width:430.8pt;height:28.5pt;z-index:251730944;visibility:visible;mso-wrap-style:square;mso-width-percent:0;mso-height-percent:0;mso-wrap-distance-left:9pt;mso-wrap-distance-top:3.6pt;mso-wrap-distance-right:9pt;mso-wrap-distance-bottom:3.6pt;mso-position-horizontal:absolute;mso-position-horizontal-relative:text;mso-position-vertical:absolute;mso-position-vertical-relative:text;mso-width-percent:0;mso-height-percent:0;mso-width-relative:margin;mso-height-relative:margin;v-text-anchor:top" o:gfxdata="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" strokecolor="#7030a0" strokeweight="2.25pt">
                 <v:textbox>
                   <w:txbxContent>
                     <w:p>
@@ -4161,15 +4320,16 @@
         </mc:AlternateContent>
       </w:r>
       <w:r>
-        <w:t xml:space="preserve">Visualizer will automatically update results as the process flow is built. A </w:t>
-      </w:r>
-      <w:proofErr w:type="gramStart"/>
-      <w:r>
-        <w:t>drop down</w:t>
-      </w:r>
-      <w:proofErr w:type="gramEnd"/>
-      <w:r>
-        <w:t xml:space="preserve"> list allows to pick impacts to be plotted.</w:t>
+        <w:t>Visualizer will automatically update results as the process flow is built. A drop</w:t>
+      </w:r>
+      <w:r>
+        <w:t>-</w:t>
+      </w:r>
+      <w:r>
+        <w:t>down list allows to pick impacts to be plotted.</w:t>
+      </w:r>
+      <w:r>
+        <w:t xml:space="preserve"> Checkboxes corresponding to the model canvases allow to choose data relating to which models are to be visualized.</w:t>
       </w:r>
     </w:p>
     <w:p>
@@ -4251,7 +4411,7 @@
           </mc:Choice>
           <mc:Fallback>
             <w:pict>
-              <v:shape w14:anchorId="1D38417A" id="_x0000_s1051" type="#_x0000_t202" style="position:absolute;left:0;text-align:left;margin-left:0;margin-top:54.25pt;width:430.8pt;height:26.5pt;z-index:251732992;visibility:visible;mso-wrap-style:square;mso-width-percent:0;mso-height-percent:0;mso-wrap-distance-left:9pt;mso-wrap-distance-top:3.6pt;mso-wrap-distance-right:9pt;mso-wrap-distance-bottom:3.6pt;mso-position-horizontal:absolute;mso-position-horizontal-relative:text;mso-position-vertical:absolute;mso-position-vertical-relative:text;mso-width-percent:0;mso-height-percent:0;mso-width-relative:margin;mso-height-relative:margin;v-text-anchor:top" o:gfxdata="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" strokecolor="#7030a0" strokeweight="2.25pt">
+              <v:shape w14:anchorId="1D38417A" id="_x0000_s1049" type="#_x0000_t202" style="position:absolute;left:0;text-align:left;margin-left:0;margin-top:54.25pt;width:430.8pt;height:26.5pt;z-index:251732992;visibility:visible;mso-wrap-style:square;mso-width-percent:0;mso-height-percent:0;mso-wrap-distance-left:9pt;mso-wrap-distance-top:3.6pt;mso-wrap-distance-right:9pt;mso-wrap-distance-bottom:3.6pt;mso-position-horizontal:absolute;mso-position-horizontal-relative:text;mso-position-vertical:absolute;mso-position-vertical-relative:text;mso-width-percent:0;mso-height-percent:0;mso-width-relative:margin;mso-height-relative:margin;v-text-anchor:top" o:gfxdata="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" strokecolor="#7030a0" strokeweight="2.25pt">
                 <v:textbox>
                   <w:txbxContent>
                     <w:p>
@@ -4288,7 +4448,7 @@
         <w:t>File &gt; Save As</w:t>
       </w:r>
       <w:r>
-        <w:t xml:space="preserve"> will allow you to save your project. It will prompt you to select a folder to save the project data to.</w:t>
+        <w:t xml:space="preserve"> will allow you to save your project. It will prompt you to select a folder to save the project data.</w:t>
       </w:r>
     </w:p>
     <w:p>
@@ -4327,7 +4487,7 @@
         <w:t>File &gt; Save As</w:t>
       </w:r>
       <w:r>
-        <w:t xml:space="preserve"> will allow you to save your project. It will prompt you to select a folder to save the project data to.</w:t>
+        <w:t xml:space="preserve"> will allow you to save your project. It will prompt you to select a folder to save the project data.</w:t>
       </w:r>
     </w:p>
     <w:p>
@@ -4371,6 +4531,7 @@
           <w:rFonts w:ascii="Courier New" w:hAnsi="Courier New" w:cs="Courier New"/>
           <w:highlight w:val="lightGray"/>
         </w:rPr>
+        <w:lastRenderedPageBreak/>
         <w:t>File &gt; Close</w:t>
       </w:r>
       <w:r>
